--- a/docs/WorldStudio_新手引导.docx
+++ b/docs/WorldStudio_新手引导.docx
@@ -38,7 +38,7 @@
           <w:color w:val="999999"/>
           <w:sz w:val="22"/>
         </w:rPr>
-        <w:t>适用版本 v2.26　·　Novel Jazz Engine</w:t>
+        <w:t>适用版本 v2.27　·　Novel Jazz Engine</w:t>
       </w:r>
     </w:p>
     <w:p/>
@@ -327,7 +327,15 @@
         <w:rPr>
           <w:b w:val="0"/>
         </w:rPr>
-        <w:t>右侧就是 world.md 的实时内容。下方“设定条目”列表里选中任意一条，可把它标为「已确认 / 候选 / 未决 / 矛盾」，或「锁定」（锁定后再次生长不会被覆盖）。</w:t>
+        <w:t>右侧就是 world.md 的实时内容。下方“设定条目”列表里选中任意一条，可把它标为「已确认 / 候选 / 未决 / 矛盾」，或「锁定」。在左下“编辑选中条目”里可以修改条目的**名称 / 内容 / 依据**——修改会**保留 id、来源与依赖关系**；若该条目已锁定或已确认，会先请你确认。**如果修改的是核心规则，系统会列出需要复核的下游候选**，不会静默覆盖。</w:t>
+      </w:r>
+    </w:p>
+    <w:p>
+      <w:r>
+        <w:rPr>
+          <w:b w:val="0"/>
+        </w:rPr>
+        <w:t>锁定后如果条目被再次生长，已确认 / 已锁定的内容不会被改写。</w:t>
       </w:r>
     </w:p>
     <w:p>
@@ -666,6 +674,46 @@
     </w:p>
     <w:p>
       <w:pPr>
+        <w:pStyle w:val="Heading2"/>
+      </w:pPr>
+      <w:r>
+        <w:t>编辑与可靠性</w:t>
+      </w:r>
+    </w:p>
+    <w:p>
+      <w:pPr>
+        <w:pStyle w:val="ListBullet"/>
+      </w:pPr>
+      <w:r>
+        <w:t>结构化编辑：改名称/内容/依据/状态，保留 id/来源/依赖；锁定或已确认的条目需确认；改核心规则会列出需复核的下游候选（GUI 表单或 CLI edit）。</w:t>
+      </w:r>
+    </w:p>
+    <w:p>
+      <w:pPr>
+        <w:pStyle w:val="ListBullet"/>
+      </w:pPr>
+      <w:r>
+        <w:t>嫁接计划会作为明确约束进入模型生成提示，生成后校验是否满足，不满足则回退离线推导。</w:t>
+      </w:r>
+    </w:p>
+    <w:p>
+      <w:pPr>
+        <w:pStyle w:val="ListBullet"/>
+      </w:pPr>
+      <w:r>
+        <w:t>模型 JSON 严格校验（最低类别覆盖、id 唯一、依赖引用有效、无环），不合格会记录原因并回退。</w:t>
+      </w:r>
+    </w:p>
+    <w:p>
+      <w:pPr>
+        <w:pStyle w:val="ListBullet"/>
+      </w:pPr>
+      <w:r>
+        <w:t>保存采用原子写入（临时文件 + 原子替换），并保留上一版 .bak 备份。</w:t>
+      </w:r>
+    </w:p>
+    <w:p>
+      <w:pPr>
         <w:pStyle w:val="Heading1"/>
       </w:pPr>
       <w:r>
@@ -900,6 +948,28 @@
           <w:p>
             <w:r>
               <w:t>一致性提示（含依据/把握度/离线声明）</w:t>
+            </w:r>
+          </w:p>
+        </w:tc>
+      </w:tr>
+      <w:tr>
+        <w:tc>
+          <w:tcPr>
+            <w:tcW w:type="dxa" w:w="4320"/>
+          </w:tcPr>
+          <w:p>
+            <w:r>
+              <w:t>edit &lt;目录名&gt; rule-1 --statement "…" [--yes]</w:t>
+            </w:r>
+          </w:p>
+        </w:tc>
+        <w:tc>
+          <w:tcPr>
+            <w:tcW w:type="dxa" w:w="4320"/>
+          </w:tcPr>
+          <w:p>
+            <w:r>
+              <w:t>编辑条目（保留 id/来源/依赖；锁定或已确认需 --yes）</w:t>
             </w:r>
           </w:p>
         </w:tc>

--- a/docs/WorldStudio_新手引导.docx
+++ b/docs/WorldStudio_新手引导.docx
@@ -287,7 +287,7 @@
         <w:rPr>
           <w:b w:val="0"/>
         </w:rPr>
-        <w:t>点「发散」。左侧会出现 3–5 个世界原型，每个都在“规则机制 / 权力结构 / 知识分配 / 人物困境 / 时间动力”五个维度上不同，并显示差异度。若两个原型“标签不同但机制重复”，会标 ⚠。</w:t>
+        <w:t>点「发散」。左侧会出现世界原型（**默认 4 个**，可用 --count 3–6 调整）。选中任意一个，右侧会列出它在**五个维度**上的不同：**规则机制 / 权力结构 / 知识分配 / 人物困境 / 时间动力**，并显示差异度。若两个原型“标签不同但机制重复”，会标 ⚠。</w:t>
       </w:r>
     </w:p>
     <w:p>

--- a/docs/WorldStudio_新手引导.docx
+++ b/docs/WorldStudio_新手引导.docx
@@ -959,6 +959,72 @@
           </w:tcPr>
           <w:p>
             <w:r>
+              <w:t>show &lt;目录名&gt; --entries</w:t>
+            </w:r>
+          </w:p>
+        </w:tc>
+        <w:tc>
+          <w:tcPr>
+            <w:tcW w:type="dxa" w:w="4320"/>
+          </w:tcPr>
+          <w:p>
+            <w:r>
+              <w:t>列出全部条目（[状态] id｜类别｜名称＋锁定）</w:t>
+            </w:r>
+          </w:p>
+        </w:tc>
+      </w:tr>
+      <w:tr>
+        <w:tc>
+          <w:tcPr>
+            <w:tcW w:type="dxa" w:w="4320"/>
+          </w:tcPr>
+          <w:p>
+            <w:r>
+              <w:t>state &lt;目录名&gt; consequence-1 confirmed</w:t>
+            </w:r>
+          </w:p>
+        </w:tc>
+        <w:tc>
+          <w:tcPr>
+            <w:tcW w:type="dxa" w:w="4320"/>
+          </w:tcPr>
+          <w:p>
+            <w:r>
+              <w:t>设置条目状态</w:t>
+            </w:r>
+          </w:p>
+        </w:tc>
+      </w:tr>
+      <w:tr>
+        <w:tc>
+          <w:tcPr>
+            <w:tcW w:type="dxa" w:w="4320"/>
+          </w:tcPr>
+          <w:p>
+            <w:r>
+              <w:t>lock &lt;目录名&gt; rule-1 [--off]</w:t>
+            </w:r>
+          </w:p>
+        </w:tc>
+        <w:tc>
+          <w:tcPr>
+            <w:tcW w:type="dxa" w:w="4320"/>
+          </w:tcPr>
+          <w:p>
+            <w:r>
+              <w:t>锁定 / 解锁条目</w:t>
+            </w:r>
+          </w:p>
+        </w:tc>
+      </w:tr>
+      <w:tr>
+        <w:tc>
+          <w:tcPr>
+            <w:tcW w:type="dxa" w:w="4320"/>
+          </w:tcPr>
+          <w:p>
+            <w:r>
               <w:t>edit &lt;目录名&gt; rule-1 --statement "…" [--yes]</w:t>
             </w:r>
           </w:p>

--- a/docs/WorldStudio_新手引导.docx
+++ b/docs/WorldStudio_新手引导.docx
@@ -1129,7 +1129,7 @@
         <w:rPr>
           <w:b w:val="0"/>
         </w:rPr>
-        <w:t>默认 mock 只用于离线演示。要获得真正的创意与文笔，请接入真实模型（二者兼容）。</w:t>
+        <w:t>默认就走真实模型 opencode（复用你已登录的模型，含 OpenCode Go 订阅）；mock 是离线备选。</w:t>
       </w:r>
     </w:p>
     <w:p>
@@ -1137,7 +1137,7 @@
         <w:pStyle w:val="Heading2"/>
       </w:pPr>
       <w:r>
-        <w:t>方式一：opencode（复用你已连接的模型）</w:t>
+        <w:t>方式一：opencode（默认，推荐）</w:t>
       </w:r>
     </w:p>
     <w:p>
@@ -1145,7 +1145,7 @@
         <w:pStyle w:val="ListNumber"/>
       </w:pPr>
       <w:r>
-        <w:t>另开终端运行：opencode serve --port 4096</w:t>
+        <w:t>一次性登录订阅：opencode auth login opencode（更新过 API key 后重做这一步即可）。</w:t>
       </w:r>
     </w:p>
     <w:p>
@@ -1153,7 +1153,15 @@
         <w:pStyle w:val="ListNumber"/>
       </w:pPr>
       <w:r>
-        <w:t>运行：python world_studio_gui.py（或 world_studio.py），把顶部“模型”选为 opencode。</w:t>
+        <w:t>另开终端运行：opencode serve --port 4096（保持运行）。</w:t>
+      </w:r>
+    </w:p>
+    <w:p>
+      <w:pPr>
+        <w:pStyle w:val="ListNumber"/>
+      </w:pPr>
+      <w:r>
+        <w:t>直接使用：python world_studio_gui.py（或 world_studio.py），顶部“模型”默认已选 opencode。</w:t>
       </w:r>
     </w:p>
     <w:p>
@@ -1201,7 +1209,7 @@
         <w:rPr>
           <w:b w:val="0"/>
         </w:rPr>
-        <w:t>注意：world_studio.py 的 --provider 只决定“用哪个模型”，与小说编排共用同一套配置。若模型返回的 JSON 字段缺失或类别非法，系统会忽略并回退到离线推导，并在文档中给出提示。</w:t>
+        <w:t>离线备选：把“模型”切到 mock（或 --provider mock），用确定性推导跑通流程，产出标注 offline_template。opencode 默认模型为 opencode-go/deepseek-v4.1-flash，可用 NJE_OPENCODE_MODEL 覆盖。</w:t>
       </w:r>
     </w:p>
     <w:p>

--- a/docs/WorldStudio_新手引导.docx
+++ b/docs/WorldStudio_新手引导.docx
@@ -38,7 +38,7 @@
           <w:color w:val="999999"/>
           <w:sz w:val="22"/>
         </w:rPr>
-        <w:t>适用版本 v2.27　·　Novel Jazz Engine</w:t>
+        <w:t>适用版本 v2.30.1　·　Novel Jazz Engine</w:t>
       </w:r>
     </w:p>
     <w:p/>
@@ -566,6 +566,70 @@
       </w:pPr>
       <w:r>
         <w:t>嫁接以抽象规则与主题为材料，不复制原作的文字、人物与独特表达。</w:t>
+      </w:r>
+    </w:p>
+    <w:p>
+      <w:pPr>
+        <w:pStyle w:val="Heading2"/>
+      </w:pPr>
+      <w:r>
+        <w:t>典型用法（导入另一部作品 / 另一个项目的 world.md）</w:t>
+      </w:r>
+    </w:p>
+    <w:p>
+      <w:r>
+        <w:rPr>
+          <w:b w:val="0"/>
+        </w:rPr>
+        <w:t>把**另一个项目**的 world.md 作为来源导入，是嫁接最主要的用法。它读的是那份设定的**抽象骨架**（规则 / 主题 / 权力 / 历史 / 美学），据此派生出一个**新世界**，不改动来源文件。</w:t>
+      </w:r>
+    </w:p>
+    <w:p>
+      <w:pPr>
+        <w:pStyle w:val="ListBullet"/>
+      </w:pPr>
+      <w:r>
+        <w:t>深度变形：留住来源的核心规则，用你给的 seed 作为“新条件”，重新推导社会、历史与生活方式。（seed 是“新世界的新变量”，来源的规则是“保留的骨架”。）</w:t>
+      </w:r>
+    </w:p>
+    <w:p>
+      <w:pPr>
+        <w:pStyle w:val="ListBullet"/>
+      </w:pPr>
+      <w:r>
+        <w:t>主题移植：保住主题矛盾，换掉时代、制度、技术条件。</w:t>
+      </w:r>
+    </w:p>
+    <w:p>
+      <w:pPr>
+        <w:pStyle w:val="ListBullet"/>
+      </w:pPr>
+      <w:r>
+        <w:t>边缘扩展：留住来源底层逻辑，把镜头移向它没有重点写过的区域或时代。</w:t>
+      </w:r>
+    </w:p>
+    <w:p>
+      <w:pPr>
+        <w:pStyle w:val="ListBullet"/>
+      </w:pPr>
+      <w:r>
+        <w:t>反转前提：系统会给出多个具体反命题候选（如“任何人都可以…”“任何存在都无法…”），由你挑一个。</w:t>
+      </w:r>
+    </w:p>
+    <w:p>
+      <w:pPr>
+        <w:pStyle w:val="ListBullet"/>
+      </w:pPr>
+      <w:r>
+        <w:t>世界交叉：同时导入两份设定（--second），生成并存的两条规则并附调和裁决规则。</w:t>
+      </w:r>
+    </w:p>
+    <w:p>
+      <w:r>
+        <w:rPr>
+          <w:b w:val="0"/>
+        </w:rPr>
+        <w:t>来源标注会带上项目目录（如 来源：界河/world.md），方便回看“新世界从哪来”。也可以 --name 自定义来源名。导入后建议先看“嫁接变形记录”与“生成提示”（若有差异提示），再对自己认可的新增规则设状态 / 锁定，必要时用 edit 改写条目。</w:t>
       </w:r>
     </w:p>
     <w:p>
